--- a/学院赛设计方案.docx
+++ b/学院赛设计方案.docx
@@ -7304,7 +7304,7 @@
                 <w:b w:val="0"/>
                 <w:sz w:val="19"/>
               </w:rPr>
-              <w:t>管理员逐场指定第 1 场、第 2 场……分别是什么项目（D18）</w:t>
+              <w:t>管理员逐项指定第 1 场、第 2 场……分别是什么项目（D18）：默认先摆 1 项，点「＋ 添加小项」逐项增加，每项用下拉选；行号即出场顺序</w:t>
             </w:r>
           </w:p>
         </w:tc>
@@ -7323,7 +7323,7 @@
                 <w:b w:val="0"/>
                 <w:sz w:val="19"/>
               </w:rPr>
-              <w:t>无默认，必须显式配置</w:t>
+              <w:t>默认 1 项（男单）</w:t>
             </w:r>
           </w:p>
         </w:tc>

--- a/学院赛设计方案.docx
+++ b/学院赛设计方案.docx
@@ -14,7 +14,7 @@
           <w:color w:val="595959"/>
           <w:sz w:val="26"/>
         </w:rPr>
-        <w:t>中央民族大学匹克球俱乐部小程序</w:t>
+        <w:t>中央民族大学石榴籽体育管理小程序</w:t>
       </w:r>
     </w:p>
     <w:p>
@@ -2006,7 +2006,7 @@
                 <w:b w:val="0"/>
                 <w:sz w:val="19"/>
               </w:rPr>
-              <w:t>学院赛计入赛季的只有个人 ELO；该 ELO 随赛季软重置一起重置</w:t>
+              <w:t>学院赛计入赛季的只有个人 ELO；等级分不做赛季重置，跨赛季连续累计</w:t>
             </w:r>
           </w:p>
         </w:tc>
@@ -8560,7 +8560,7 @@
           <w:color w:val="1F4E79"/>
           <w:sz w:val="26"/>
         </w:rPr>
-        <w:t>7.4 赛季：仅个人 ELO 计入并重置</w:t>
+        <w:t>7.4 赛季：学院赛只影响个人等级分</w:t>
       </w:r>
     </w:p>
     <w:p>
@@ -8573,7 +8573,7 @@
           <w:b w:val="0"/>
           <w:sz w:val="21"/>
         </w:rPr>
-        <w:t>学院赛计入赛季的只有个人 ELO，而个人 ELO 本来就会随赛季软重置一起重置（D27）。因此赛季更新的口径不变：重置时把个人 ELO 向锚点分压缩，学院赛产生的 ELO 也在其中。</w:t>
+        <w:t>学院赛计入赛季的只有个人等级分（ELO）。等级分不做赛季重置、跨赛季连续累计（D27），因此学院赛产生的 ELO 与个人赛产生的 ELO 一样长期留在榜上；赛季更新只清赛事积分，与学院赛无关。</w:t>
       </w:r>
     </w:p>
     <w:p>
